--- a/analyse/behandlig_av_kilder/kilder_forste_utkast.docx
+++ b/analyse/behandlig_av_kilder/kilder_forste_utkast.docx
@@ -26,7 +26,7 @@
         <w:t xml:space="preserve">13 oktober 2026</w:t>
       </w:r>
     </w:p>
-    <w:bookmarkStart w:id="20" w:name="datainnsamlingen"/>
+    <w:bookmarkStart w:id="21" w:name="datainnsamlingen"/>
     <w:p>
       <w:pPr>
         <w:pStyle w:val="Heading2"/>
@@ -40,7 +40,57 @@
         <w:pStyle w:val="FirstParagraph"/>
       </w:pPr>
       <w:r>
-        <w:t xml:space="preserve">Datainnsamlignen har vært en stor del av prosjektet, da jeg har hentet data fra fire ulike API-er, levert i ulikt format. Da dataen har høy tidsoppløsning (15 minutter til dagsoppløsning) er dette svært store datasett, som krever strukturert og effektiv kode å hente ut.</w:t>
+        <w:t xml:space="preserve">Datainnsamlignen har vært en stor del av prosjektet, da jeg har hentet data fra fire ulike API-er, levert i ulikt formater. Da dataen har høy tidsoppløsning (15 minutter til dagsoppløsning) er dette svært store datasett, som krever strukturert og effektiv kode å hente ut.</w:t>
+      </w:r>
+    </w:p>
+    <w:p>
+      <w:pPr>
+        <w:pStyle w:val="BodyText"/>
+      </w:pPr>
+      <w:r>
+        <w:t xml:space="preserve">Jeg har en egen mappe</w:t>
+      </w:r>
+      <w:r>
+        <w:t xml:space="preserve"> </w:t>
+      </w:r>
+      <w:r>
+        <w:rPr>
+          <w:i/>
+          <w:iCs/>
+        </w:rPr>
+        <w:t xml:space="preserve">Kilder</w:t>
+      </w:r>
+      <w:r>
+        <w:t xml:space="preserve"> </w:t>
+      </w:r>
+      <w:r>
+        <w:t xml:space="preserve">der API-kallene gjennomføres, før de lagres som RDS-filer mappen</w:t>
+      </w:r>
+      <w:r>
+        <w:t xml:space="preserve"> </w:t>
+      </w:r>
+      <w:r>
+        <w:rPr>
+          <w:i/>
+          <w:iCs/>
+        </w:rPr>
+        <w:t xml:space="preserve">Datasett</w:t>
+      </w:r>
+      <w:r>
+        <w:t xml:space="preserve">. Når vi skal analysere datasettene henter vi dem ut fra</w:t>
+      </w:r>
+      <w:r>
+        <w:t xml:space="preserve"> </w:t>
+      </w:r>
+      <w:r>
+        <w:rPr>
+          <w:i/>
+          <w:iCs/>
+        </w:rPr>
+        <w:t xml:space="preserve">Datasett</w:t>
+      </w:r>
+      <w:r>
+        <w:t xml:space="preserve">, slik at vi unngår å gjøre det tid- og resusskrevende API-kallet flere ganger enn nødvendig.</w:t>
       </w:r>
     </w:p>
     <w:p>
@@ -565,7 +615,33 @@
         </w:tc>
       </w:tr>
     </w:tbl>
+    <w:bookmarkStart w:id="20" w:name="entsto-e-xml"/>
+    <w:p>
+      <w:pPr>
+        <w:pStyle w:val="Heading3"/>
+      </w:pPr>
+      <w:r>
+        <w:t xml:space="preserve">1.1 ENTSTO-E (XML)</w:t>
+      </w:r>
+    </w:p>
+    <w:p>
+      <w:pPr>
+        <w:pStyle w:val="FirstParagraph"/>
+      </w:pPr>
+      <w:r>
+        <w:t xml:space="preserve">Dataene fra ENTSTO-E leveres som XML, som er et tekstbasert format, der dataene ligger i nestede elementer som må leses stegvis, før de settes sammen i en tibble. Hvert prisområder en egen eic-kode, som også må leses ut. Dette gir følgene struktur på uthentingen av data</w:t>
+      </w:r>
+    </w:p>
+    <w:p>
+      <w:pPr>
+        <w:pStyle w:val="BodyText"/>
+      </w:pPr>
+      <w:r>
+        <w:t xml:space="preserve">$$Hente\ API-nøkkel \Rightarrow finne \ EIC-kode \Rightarrow hente \data \Rigtharrow sette \sammen \ tibble \Rightarrow lagre $$</w:t>
+      </w:r>
+    </w:p>
     <w:bookmarkEnd w:id="20"/>
+    <w:bookmarkEnd w:id="21"/>
     <w:sectPr>
       <w:footnotePr>
         <w:numRestart w:val="eachSect"/>
